--- a/templates/cv_template_DE_corporate.docx
+++ b/templates/cv_template_DE_corporate.docx
@@ -897,7 +897,22 @@
           <w:sz w:val="21"/>
           <w:szCs w:val="21"/>
         </w:rPr>
-        <w:t xml:space="preserve"> CMS (Adobe Experience Manager, Squarespace) | CRM (HubSpot) | SEO (Semrush) | Design (Figma, Photoshop) | Automation (Zapier)</w:t>
+        <w:t xml:space="preserve"> CMS (Adobe Experience Manager, Squarespace) | CRM (HubSpot) | SEO (Semrush) | Design (Figma, Photoshop) | Automation (</w:t>
+      </w:r>
+      <w:r>
+        <w:rPr>
+          <w:sz w:val="21"/>
+          <w:szCs w:val="21"/>
+          <w:lang w:val="en-US"/>
+        </w:rPr>
+        <w:t>n8n</w:t>
+      </w:r>
+      <w:r>
+        <w:rPr>
+          <w:sz w:val="21"/>
+          <w:szCs w:val="21"/>
+        </w:rPr>
+        <w:t>)</w:t>
       </w:r>
     </w:p>
     <w:p>
